--- a/01_The_Blue_Silence/Manuscript/THE_BLUE_SILENCE_Chapter_14_Aisyah.docx
+++ b/01_The_Blue_Silence/Manuscript/THE_BLUE_SILENCE_Chapter_14_Aisyah.docx
@@ -2108,15 +2108,103 @@
         <w:jc w:val="left"/>
       </w:pPr>
       <w:r>
-        <w:t>Rahman asked, “Then who investigates us?”</w:t>
-      </w:r>
-    </w:p>
-    <w:p>
-      <w:pPr>
-        <w:jc w:val="left"/>
-      </w:pPr>
-      <w:r>
-        <w:t>The question sat there.</w:t>
+        <w:t>Aisyah asked, “Then who investigates us?”</w:t>
+      </w:r>
+    </w:p>
+    <w:p>
+      <w:pPr>
+        <w:jc w:val="left"/>
+      </w:pPr>
+      <w:r>
+        <w:t>“You,” Rahman said. “As I told you on the first day.”</w:t>
+      </w:r>
+    </w:p>
+    <w:p>
+      <w:pPr>
+        <w:jc w:val="left"/>
+      </w:pPr>
+      <w:r>
+        <w:t>He had said it exactly that way the day before, at the first meeting, with the chairs still stacked against the wall and the whiteboard still smelling of its packaging.</w:t>
+      </w:r>
+    </w:p>
+    <w:p>
+      <w:pPr>
+        <w:jc w:val="left"/>
+      </w:pPr>
+      <w:r>
+        <w:t>She had come in carrying a box of files and a letter from Razak, and she had assumed, as everyone assumed, that a senior officer would spend the first morning explaining why he did not need her.</w:t>
+      </w:r>
+    </w:p>
+    <w:p>
+      <w:pPr>
+        <w:jc w:val="left"/>
+      </w:pPr>
+      <w:r>
+        <w:t>Rahman had read the letter standing up. He folded it along its original creases and handed it back.</w:t>
+      </w:r>
+    </w:p>
+    <w:p>
+      <w:pPr>
+        <w:jc w:val="left"/>
+      </w:pPr>
+      <w:r>
+        <w:t>“Who audits ORION?” he asked.</w:t>
+      </w:r>
+    </w:p>
+    <w:p>
+      <w:pPr>
+        <w:jc w:val="left"/>
+      </w:pPr>
+      <w:r>
+        <w:t>“IID.”</w:t>
+      </w:r>
+    </w:p>
+    <w:p>
+      <w:pPr>
+        <w:jc w:val="left"/>
+      </w:pPr>
+      <w:r>
+        <w:t>“And who at IID?”</w:t>
+      </w:r>
+    </w:p>
+    <w:p>
+      <w:pPr>
+        <w:jc w:val="left"/>
+      </w:pPr>
+      <w:r>
+        <w:t>“I do not know yet.”</w:t>
+      </w:r>
+    </w:p>
+    <w:p>
+      <w:pPr>
+        <w:jc w:val="left"/>
+      </w:pPr>
+      <w:r>
+        <w:t>“Then it is you.” He had looked at the stacked chairs. “I would like that in writing, with your signature and mine. If I ever ask you to stop, the note says you did not have to.”</w:t>
+      </w:r>
+    </w:p>
+    <w:p>
+      <w:pPr>
+        <w:jc w:val="left"/>
+      </w:pPr>
+      <w:r>
+        <w:t>It had been the strangest welcome of her career. She had written the note that afternoon. He had signed it without reading past the first line, then asked for it back, read the rest, and signed again.</w:t>
+      </w:r>
+    </w:p>
+    <w:p>
+      <w:pPr>
+        <w:jc w:val="left"/>
+      </w:pPr>
+      <w:r>
+        <w:t>She still did not know whether that was trust or technique.</w:t>
+      </w:r>
+    </w:p>
+    <w:p>
+      <w:pPr>
+        <w:jc w:val="left"/>
+      </w:pPr>
+      <w:r>
+        <w:t>The answer sat there.</w:t>
       </w:r>
     </w:p>
     <w:p>
@@ -2212,7 +2300,7 @@
         <w:jc w:val="left"/>
       </w:pPr>
       <w:r>
-        <w:t>“Today?” she said. “Me.”</w:t>
+        <w:t>“Today, me,” she said.</w:t>
       </w:r>
     </w:p>
     <w:p>

--- a/01_The_Blue_Silence/Manuscript/THE_BLUE_SILENCE_Chapter_14_Aisyah.docx
+++ b/01_The_Blue_Silence/Manuscript/THE_BLUE_SILENCE_Chapter_14_Aisyah.docx
@@ -52,7 +52,7 @@
         <w:jc w:val="left"/>
       </w:pPr>
       <w:r>
-        <w:t>That was why Internal Integrity had sent her to ORION.</w:t>
+        <w:t>Internal Integrity had sent her to ORION for exactly that reason.</w:t>
       </w:r>
     </w:p>
     <w:p>
